--- a/lessons/4-1/downloads/reveal/teacher/4.1-exit-tickets.docx
+++ b/lessons/4-1/downloads/reveal/teacher/4.1-exit-tickets.docx
@@ -119,8 +119,8 @@
                 <w:rFonts w:ascii="Avenir Next" w:hAnsi="Avenir Next" w:cs="Avenir Next" w:eastAsia="Avenir Next"/>
                 <w:b/>
                 <w:color w:val="1A1A1A"/>
-                <w:sz w:val="20"/>
-                <w:szCs w:val="20"/>
+                <w:sz w:val="21"/>
+                <w:szCs w:val="21"/>
               </w:rPr>
               <w:t xml:space="preserve">1.</w:t>
             </w:r>
@@ -128,8 +128,8 @@
               <w:rPr>
                 <w:rFonts w:ascii="Avenir Next" w:hAnsi="Avenir Next" w:cs="Avenir Next" w:eastAsia="Avenir Next"/>
                 <w:color w:val="1A1A1A"/>
-                <w:sz w:val="20"/>
-                <w:szCs w:val="20"/>
+                <w:sz w:val="21"/>
+                <w:szCs w:val="21"/>
               </w:rPr>
               <w:tab/>
             </w:r>
@@ -137,8 +137,8 @@
               <w:rPr>
                 <w:rFonts w:ascii="Avenir Next" w:hAnsi="Avenir Next" w:cs="Avenir Next" w:eastAsia="Avenir Next"/>
                 <w:color w:val="1A1A1A"/>
-                <w:sz w:val="20"/>
-                <w:szCs w:val="20"/>
+                <w:sz w:val="21"/>
+                <w:szCs w:val="21"/>
               </w:rPr>
               <w:t xml:space="preserve">Write each ratio as a percent.</w:t>
             </w:r>
@@ -192,8 +192,8 @@
                       <w:rFonts w:ascii="Avenir Next" w:hAnsi="Avenir Next" w:cs="Avenir Next" w:eastAsia="Avenir Next"/>
                       <w:b/>
                       <w:color w:val="003A70"/>
-                      <w:sz w:val="20"/>
-                      <w:szCs w:val="20"/>
+                      <w:sz w:val="21"/>
+                      <w:szCs w:val="21"/>
                     </w:rPr>
                     <w:t xml:space="preserve">a.</w:t>
                   </w:r>
@@ -201,8 +201,8 @@
                     <w:rPr>
                       <w:rFonts w:ascii="Avenir Next" w:hAnsi="Avenir Next" w:cs="Avenir Next" w:eastAsia="Avenir Next"/>
                       <w:color w:val="1A1A1A"/>
-                      <w:sz w:val="20"/>
-                      <w:szCs w:val="20"/>
+                      <w:sz w:val="21"/>
+                      <w:szCs w:val="21"/>
                     </w:rPr>
                     <w:tab/>
                   </w:r>
@@ -210,8 +210,8 @@
                     <w:rPr>
                       <w:rFonts w:ascii="Avenir Next" w:hAnsi="Avenir Next" w:cs="Avenir Next" w:eastAsia="Avenir Next"/>
                       <w:color w:val="1A1A1A"/>
-                      <w:sz w:val="20"/>
-                      <w:szCs w:val="20"/>
+                      <w:sz w:val="21"/>
+                      <w:szCs w:val="21"/>
                     </w:rPr>
                     <w:t xml:space="preserve">4 out of 5 =</w:t>
                   </w:r>
@@ -219,8 +219,8 @@
                     <w:rPr>
                       <w:rFonts w:ascii="Avenir Next" w:hAnsi="Avenir Next" w:cs="Avenir Next" w:eastAsia="Avenir Next"/>
                       <w:color w:val="1A1A1A"/>
-                      <w:sz w:val="20"/>
-                      <w:szCs w:val="20"/>
+                      <w:sz w:val="21"/>
+                      <w:szCs w:val="21"/>
                     </w:rPr>
                     <w:t xml:space="preserve">  </w:t>
                   </w:r>
@@ -228,8 +228,8 @@
                     <w:rPr>
                       <w:rFonts w:ascii="Avenir Next" w:hAnsi="Avenir Next" w:cs="Avenir Next" w:eastAsia="Avenir Next"/>
                       <w:color w:val="1A1A1A"/>
-                      <w:sz w:val="20"/>
-                      <w:szCs w:val="20"/>
+                      <w:sz w:val="21"/>
+                      <w:szCs w:val="21"/>
                       <w:u w:val="single"/>
                     </w:rPr>
                     <w:t xml:space="preserve">        </w:t>
@@ -238,8 +238,8 @@
                     <w:rPr>
                       <w:rFonts w:ascii="Avenir Next" w:hAnsi="Avenir Next" w:cs="Avenir Next" w:eastAsia="Avenir Next"/>
                       <w:color w:val="1A1A1A"/>
-                      <w:sz w:val="20"/>
-                      <w:szCs w:val="20"/>
+                      <w:sz w:val="21"/>
+                      <w:szCs w:val="21"/>
                     </w:rPr>
                     <w:t xml:space="preserve"> %</w:t>
                   </w:r>
@@ -263,8 +263,8 @@
                       <w:rFonts w:ascii="Avenir Next" w:hAnsi="Avenir Next" w:cs="Avenir Next" w:eastAsia="Avenir Next"/>
                       <w:b/>
                       <w:color w:val="003A70"/>
-                      <w:sz w:val="20"/>
-                      <w:szCs w:val="20"/>
+                      <w:sz w:val="21"/>
+                      <w:szCs w:val="21"/>
                     </w:rPr>
                     <w:t xml:space="preserve">b.</w:t>
                   </w:r>
@@ -272,8 +272,8 @@
                     <w:rPr>
                       <w:rFonts w:ascii="Avenir Next" w:hAnsi="Avenir Next" w:cs="Avenir Next" w:eastAsia="Avenir Next"/>
                       <w:color w:val="1A1A1A"/>
-                      <w:sz w:val="20"/>
-                      <w:szCs w:val="20"/>
+                      <w:sz w:val="21"/>
+                      <w:szCs w:val="21"/>
                     </w:rPr>
                     <w:tab/>
                   </w:r>
@@ -281,8 +281,8 @@
                     <w:rPr>
                       <w:rFonts w:ascii="Avenir Next" w:hAnsi="Avenir Next" w:cs="Avenir Next" w:eastAsia="Avenir Next"/>
                       <w:color w:val="1A1A1A"/>
-                      <w:sz w:val="20"/>
-                      <w:szCs w:val="20"/>
+                      <w:sz w:val="21"/>
+                      <w:szCs w:val="21"/>
                     </w:rPr>
                     <w:t xml:space="preserve">19 out of 50 =</w:t>
                   </w:r>
@@ -290,8 +290,8 @@
                     <w:rPr>
                       <w:rFonts w:ascii="Avenir Next" w:hAnsi="Avenir Next" w:cs="Avenir Next" w:eastAsia="Avenir Next"/>
                       <w:color w:val="1A1A1A"/>
-                      <w:sz w:val="20"/>
-                      <w:szCs w:val="20"/>
+                      <w:sz w:val="21"/>
+                      <w:szCs w:val="21"/>
                     </w:rPr>
                     <w:t xml:space="preserve">  </w:t>
                   </w:r>
@@ -299,8 +299,8 @@
                     <w:rPr>
                       <w:rFonts w:ascii="Avenir Next" w:hAnsi="Avenir Next" w:cs="Avenir Next" w:eastAsia="Avenir Next"/>
                       <w:color w:val="1A1A1A"/>
-                      <w:sz w:val="20"/>
-                      <w:szCs w:val="20"/>
+                      <w:sz w:val="21"/>
+                      <w:szCs w:val="21"/>
                       <w:u w:val="single"/>
                     </w:rPr>
                     <w:t xml:space="preserve">        </w:t>
@@ -309,8 +309,8 @@
                     <w:rPr>
                       <w:rFonts w:ascii="Avenir Next" w:hAnsi="Avenir Next" w:cs="Avenir Next" w:eastAsia="Avenir Next"/>
                       <w:color w:val="1A1A1A"/>
-                      <w:sz w:val="20"/>
-                      <w:szCs w:val="20"/>
+                      <w:sz w:val="21"/>
+                      <w:szCs w:val="21"/>
                     </w:rPr>
                     <w:t xml:space="preserve"> %</w:t>
                   </w:r>
@@ -383,8 +383,8 @@
                 <w:rFonts w:ascii="Avenir Next" w:hAnsi="Avenir Next" w:cs="Avenir Next" w:eastAsia="Avenir Next"/>
                 <w:b/>
                 <w:color w:val="1A1A1A"/>
-                <w:sz w:val="20"/>
-                <w:szCs w:val="20"/>
+                <w:sz w:val="21"/>
+                <w:szCs w:val="21"/>
               </w:rPr>
               <w:t xml:space="preserve">2.</w:t>
             </w:r>
@@ -392,8 +392,8 @@
               <w:rPr>
                 <w:rFonts w:ascii="Avenir Next" w:hAnsi="Avenir Next" w:cs="Avenir Next" w:eastAsia="Avenir Next"/>
                 <w:color w:val="1A1A1A"/>
-                <w:sz w:val="20"/>
-                <w:szCs w:val="20"/>
+                <w:sz w:val="21"/>
+                <w:szCs w:val="21"/>
               </w:rPr>
               <w:tab/>
             </w:r>
@@ -401,10 +401,142 @@
               <w:rPr>
                 <w:rFonts w:ascii="Avenir Next" w:hAnsi="Avenir Next" w:cs="Avenir Next" w:eastAsia="Avenir Next"/>
                 <w:color w:val="1A1A1A"/>
-                <w:sz w:val="20"/>
-                <w:szCs w:val="20"/>
-              </w:rPr>
-              <w:t xml:space="preserve">In a class, 6 out of 25 students walk to school. What percent walk? What percent do not walk?</w:t>
+                <w:sz w:val="21"/>
+                <w:szCs w:val="21"/>
+              </w:rPr>
+              <w:t xml:space="preserve">In a class, 6 out of 25 students walk to school.</w:t>
+            </w:r>
+          </w:p>
+          <w:p>
+            <w:pPr>
+              <w:keepNext/>
+              <w:tabs>
+                <w:tab w:val="left" w:pos="772"/>
+              </w:tabs>
+              <w:spacing w:before="0" w:after="60" w:line="276" w:lineRule="auto"/>
+              <w:ind w:left="772" w:hanging="340"/>
+            </w:pPr>
+            <w:r>
+              <w:rPr>
+                <w:rFonts w:ascii="Avenir Next" w:hAnsi="Avenir Next" w:cs="Avenir Next" w:eastAsia="Avenir Next"/>
+                <w:b/>
+                <w:color w:val="003A70"/>
+                <w:sz w:val="21"/>
+                <w:szCs w:val="21"/>
+              </w:rPr>
+              <w:t xml:space="preserve">a.</w:t>
+            </w:r>
+            <w:r>
+              <w:rPr>
+                <w:rFonts w:ascii="Avenir Next" w:hAnsi="Avenir Next" w:cs="Avenir Next" w:eastAsia="Avenir Next"/>
+                <w:color w:val="1A1A1A"/>
+                <w:sz w:val="21"/>
+                <w:szCs w:val="21"/>
+              </w:rPr>
+              <w:tab/>
+            </w:r>
+            <w:r>
+              <w:rPr>
+                <w:rFonts w:ascii="Avenir Next" w:hAnsi="Avenir Next" w:cs="Avenir Next" w:eastAsia="Avenir Next"/>
+                <w:color w:val="1A1A1A"/>
+                <w:sz w:val="21"/>
+                <w:szCs w:val="21"/>
+              </w:rPr>
+              <w:t xml:space="preserve">Percent who walk:</w:t>
+            </w:r>
+            <w:r>
+              <w:rPr>
+                <w:rFonts w:ascii="Avenir Next" w:hAnsi="Avenir Next" w:cs="Avenir Next" w:eastAsia="Avenir Next"/>
+                <w:color w:val="1A1A1A"/>
+                <w:sz w:val="21"/>
+                <w:szCs w:val="21"/>
+              </w:rPr>
+              <w:t xml:space="preserve">  </w:t>
+            </w:r>
+            <w:r>
+              <w:rPr>
+                <w:rFonts w:ascii="Avenir Next" w:hAnsi="Avenir Next" w:cs="Avenir Next" w:eastAsia="Avenir Next"/>
+                <w:color w:val="1A1A1A"/>
+                <w:sz w:val="21"/>
+                <w:szCs w:val="21"/>
+                <w:u w:val="single"/>
+              </w:rPr>
+              <w:t xml:space="preserve">                </w:t>
+            </w:r>
+            <w:r>
+              <w:rPr>
+                <w:rFonts w:ascii="Avenir Next" w:hAnsi="Avenir Next" w:cs="Avenir Next" w:eastAsia="Avenir Next"/>
+                <w:color w:val="1A1A1A"/>
+                <w:sz w:val="21"/>
+                <w:szCs w:val="21"/>
+              </w:rPr>
+              <w:t xml:space="preserve"> %</w:t>
+            </w:r>
+          </w:p>
+          <w:p>
+            <w:pPr>
+              <w:keepNext/>
+              <w:tabs>
+                <w:tab w:val="left" w:pos="772"/>
+              </w:tabs>
+              <w:spacing w:before="0" w:after="60" w:line="276" w:lineRule="auto"/>
+              <w:ind w:left="772" w:hanging="340"/>
+            </w:pPr>
+            <w:r>
+              <w:rPr>
+                <w:rFonts w:ascii="Avenir Next" w:hAnsi="Avenir Next" w:cs="Avenir Next" w:eastAsia="Avenir Next"/>
+                <w:b/>
+                <w:color w:val="003A70"/>
+                <w:sz w:val="21"/>
+                <w:szCs w:val="21"/>
+              </w:rPr>
+              <w:t xml:space="preserve">b.</w:t>
+            </w:r>
+            <w:r>
+              <w:rPr>
+                <w:rFonts w:ascii="Avenir Next" w:hAnsi="Avenir Next" w:cs="Avenir Next" w:eastAsia="Avenir Next"/>
+                <w:color w:val="1A1A1A"/>
+                <w:sz w:val="21"/>
+                <w:szCs w:val="21"/>
+              </w:rPr>
+              <w:tab/>
+            </w:r>
+            <w:r>
+              <w:rPr>
+                <w:rFonts w:ascii="Avenir Next" w:hAnsi="Avenir Next" w:cs="Avenir Next" w:eastAsia="Avenir Next"/>
+                <w:color w:val="1A1A1A"/>
+                <w:sz w:val="21"/>
+                <w:szCs w:val="21"/>
+              </w:rPr>
+              <w:t xml:space="preserve">Percent who do not walk:</w:t>
+            </w:r>
+            <w:r>
+              <w:rPr>
+                <w:rFonts w:ascii="Avenir Next" w:hAnsi="Avenir Next" w:cs="Avenir Next" w:eastAsia="Avenir Next"/>
+                <w:color w:val="1A1A1A"/>
+                <w:sz w:val="21"/>
+                <w:szCs w:val="21"/>
+              </w:rPr>
+              <w:t xml:space="preserve">  </w:t>
+            </w:r>
+            <w:r>
+              <w:rPr>
+                <w:rFonts w:ascii="Avenir Next" w:hAnsi="Avenir Next" w:cs="Avenir Next" w:eastAsia="Avenir Next"/>
+                <w:color w:val="1A1A1A"/>
+                <w:sz w:val="21"/>
+                <w:szCs w:val="21"/>
+                <w:u w:val="single"/>
+              </w:rPr>
+              <w:t xml:space="preserve">                </w:t>
+            </w:r>
+            <w:r>
+              <w:rPr>
+                <w:rFonts w:ascii="Avenir Next" w:hAnsi="Avenir Next" w:cs="Avenir Next" w:eastAsia="Avenir Next"/>
+                <w:color w:val="1A1A1A"/>
+                <w:sz w:val="21"/>
+                <w:szCs w:val="21"/>
+              </w:rPr>
+              <w:t xml:space="preserve"> %</w:t>
             </w:r>
           </w:p>
           <w:p>
@@ -440,7 +572,7 @@
             <w:tr>
               <w:trPr>
                 <w:cantSplit/>
-                <w:trHeight w:val="508" w:hRule="atLeast"/>
+                <w:trHeight w:val="620" w:hRule="atLeast"/>
               </w:trPr>
               <w:tc>
                 <w:tcPr>
@@ -467,31 +599,8 @@
           </w:tbl>
           <w:p>
             <w:pPr>
-              <w:tabs>
-                <w:tab w:val="right" w:leader="underscore" w:pos="9504"/>
-              </w:tabs>
-              <w:spacing w:before="90" w:after="40" w:line="264" w:lineRule="auto"/>
-              <w:ind w:left="432"/>
+              <w:spacing w:before="0" w:after="0" w:line="24" w:lineRule="auto"/>
             </w:pPr>
-            <w:r>
-              <w:rPr>
-                <w:rFonts w:ascii="Avenir Next" w:hAnsi="Avenir Next" w:cs="Avenir Next" w:eastAsia="Avenir Next"/>
-                <w:b/>
-                <w:color w:val="1A1A1A"/>
-                <w:sz w:val="18"/>
-                <w:szCs w:val="18"/>
-              </w:rPr>
-              <w:t xml:space="preserve">Walk / not walk</w:t>
-            </w:r>
-            <w:r>
-              <w:rPr>
-                <w:rFonts w:ascii="Avenir Next" w:hAnsi="Avenir Next" w:cs="Avenir Next" w:eastAsia="Avenir Next"/>
-                <w:color w:val="1A1A1A"/>
-                <w:sz w:val="18"/>
-                <w:szCs w:val="18"/>
-              </w:rPr>
-              <w:tab/>
-            </w:r>
           </w:p>
         </w:tc>
       </w:tr>
@@ -553,8 +662,8 @@
                 <w:rFonts w:ascii="Avenir Next" w:hAnsi="Avenir Next" w:cs="Avenir Next" w:eastAsia="Avenir Next"/>
                 <w:b/>
                 <w:color w:val="1A1A1A"/>
-                <w:sz w:val="20"/>
-                <w:szCs w:val="20"/>
+                <w:sz w:val="21"/>
+                <w:szCs w:val="21"/>
               </w:rPr>
               <w:t xml:space="preserve">3.</w:t>
             </w:r>
@@ -562,8 +671,8 @@
               <w:rPr>
                 <w:rFonts w:ascii="Avenir Next" w:hAnsi="Avenir Next" w:cs="Avenir Next" w:eastAsia="Avenir Next"/>
                 <w:color w:val="1A1A1A"/>
-                <w:sz w:val="20"/>
-                <w:szCs w:val="20"/>
+                <w:sz w:val="21"/>
+                <w:szCs w:val="21"/>
               </w:rPr>
               <w:tab/>
             </w:r>
@@ -571,8 +680,8 @@
               <w:rPr>
                 <w:rFonts w:ascii="Avenir Next" w:hAnsi="Avenir Next" w:cs="Avenir Next" w:eastAsia="Avenir Next"/>
                 <w:color w:val="1A1A1A"/>
-                <w:sz w:val="20"/>
-                <w:szCs w:val="20"/>
+                <w:sz w:val="21"/>
+                <w:szCs w:val="21"/>
               </w:rPr>
               <w:t xml:space="preserve">Which percent is the same as 3 out of 5?</w:t>
             </w:r>
@@ -627,8 +736,8 @@
                       <w:rFonts w:ascii="Avenir Next" w:hAnsi="Avenir Next" w:cs="Avenir Next" w:eastAsia="Avenir Next"/>
                       <w:b/>
                       <w:color w:val="003A70"/>
-                      <w:sz w:val="19"/>
-                      <w:szCs w:val="19"/>
+                      <w:sz w:val="20"/>
+                      <w:szCs w:val="20"/>
                     </w:rPr>
                     <w:t xml:space="preserve">A</w:t>
                   </w:r>
@@ -636,8 +745,8 @@
                     <w:rPr>
                       <w:rFonts w:ascii="Avenir Next" w:hAnsi="Avenir Next" w:cs="Avenir Next" w:eastAsia="Avenir Next"/>
                       <w:color w:val="1A1A1A"/>
-                      <w:sz w:val="19"/>
-                      <w:szCs w:val="19"/>
+                      <w:sz w:val="20"/>
+                      <w:szCs w:val="20"/>
                     </w:rPr>
                     <w:tab/>
                   </w:r>
@@ -645,8 +754,8 @@
                     <w:rPr>
                       <w:rFonts w:ascii="Avenir Next" w:hAnsi="Avenir Next" w:cs="Avenir Next" w:eastAsia="Avenir Next"/>
                       <w:color w:val="1A1A1A"/>
-                      <w:sz w:val="19"/>
-                      <w:szCs w:val="19"/>
+                      <w:sz w:val="20"/>
+                      <w:szCs w:val="20"/>
                     </w:rPr>
                     <w:t xml:space="preserve">35%</w:t>
                   </w:r>
@@ -670,8 +779,8 @@
                       <w:rFonts w:ascii="Avenir Next" w:hAnsi="Avenir Next" w:cs="Avenir Next" w:eastAsia="Avenir Next"/>
                       <w:b/>
                       <w:color w:val="003A70"/>
-                      <w:sz w:val="19"/>
-                      <w:szCs w:val="19"/>
+                      <w:sz w:val="20"/>
+                      <w:szCs w:val="20"/>
                     </w:rPr>
                     <w:t xml:space="preserve">B</w:t>
                   </w:r>
@@ -679,8 +788,8 @@
                     <w:rPr>
                       <w:rFonts w:ascii="Avenir Next" w:hAnsi="Avenir Next" w:cs="Avenir Next" w:eastAsia="Avenir Next"/>
                       <w:color w:val="1A1A1A"/>
-                      <w:sz w:val="19"/>
-                      <w:szCs w:val="19"/>
+                      <w:sz w:val="20"/>
+                      <w:szCs w:val="20"/>
                     </w:rPr>
                     <w:tab/>
                   </w:r>
@@ -688,8 +797,8 @@
                     <w:rPr>
                       <w:rFonts w:ascii="Avenir Next" w:hAnsi="Avenir Next" w:cs="Avenir Next" w:eastAsia="Avenir Next"/>
                       <w:color w:val="1A1A1A"/>
-                      <w:sz w:val="19"/>
-                      <w:szCs w:val="19"/>
+                      <w:sz w:val="20"/>
+                      <w:szCs w:val="20"/>
                     </w:rPr>
                     <w:t xml:space="preserve">3%</w:t>
                   </w:r>
@@ -713,8 +822,8 @@
                       <w:rFonts w:ascii="Avenir Next" w:hAnsi="Avenir Next" w:cs="Avenir Next" w:eastAsia="Avenir Next"/>
                       <w:b/>
                       <w:color w:val="003A70"/>
-                      <w:sz w:val="19"/>
-                      <w:szCs w:val="19"/>
+                      <w:sz w:val="20"/>
+                      <w:szCs w:val="20"/>
                     </w:rPr>
                     <w:t xml:space="preserve">C</w:t>
                   </w:r>
@@ -722,8 +831,8 @@
                     <w:rPr>
                       <w:rFonts w:ascii="Avenir Next" w:hAnsi="Avenir Next" w:cs="Avenir Next" w:eastAsia="Avenir Next"/>
                       <w:color w:val="1A1A1A"/>
-                      <w:sz w:val="19"/>
-                      <w:szCs w:val="19"/>
+                      <w:sz w:val="20"/>
+                      <w:szCs w:val="20"/>
                     </w:rPr>
                     <w:tab/>
                   </w:r>
@@ -731,8 +840,8 @@
                     <w:rPr>
                       <w:rFonts w:ascii="Avenir Next" w:hAnsi="Avenir Next" w:cs="Avenir Next" w:eastAsia="Avenir Next"/>
                       <w:color w:val="1A1A1A"/>
-                      <w:sz w:val="19"/>
-                      <w:szCs w:val="19"/>
+                      <w:sz w:val="20"/>
+                      <w:szCs w:val="20"/>
                     </w:rPr>
                     <w:t xml:space="preserve">60%</w:t>
                   </w:r>
@@ -756,8 +865,8 @@
                       <w:rFonts w:ascii="Avenir Next" w:hAnsi="Avenir Next" w:cs="Avenir Next" w:eastAsia="Avenir Next"/>
                       <w:b/>
                       <w:color w:val="003A70"/>
-                      <w:sz w:val="19"/>
-                      <w:szCs w:val="19"/>
+                      <w:sz w:val="20"/>
+                      <w:szCs w:val="20"/>
                     </w:rPr>
                     <w:t xml:space="preserve">D</w:t>
                   </w:r>
@@ -765,8 +874,8 @@
                     <w:rPr>
                       <w:rFonts w:ascii="Avenir Next" w:hAnsi="Avenir Next" w:cs="Avenir Next" w:eastAsia="Avenir Next"/>
                       <w:color w:val="1A1A1A"/>
-                      <w:sz w:val="19"/>
-                      <w:szCs w:val="19"/>
+                      <w:sz w:val="20"/>
+                      <w:szCs w:val="20"/>
                     </w:rPr>
                     <w:tab/>
                   </w:r>
@@ -774,8 +883,8 @@
                     <w:rPr>
                       <w:rFonts w:ascii="Avenir Next" w:hAnsi="Avenir Next" w:cs="Avenir Next" w:eastAsia="Avenir Next"/>
                       <w:color w:val="1A1A1A"/>
-                      <w:sz w:val="19"/>
-                      <w:szCs w:val="19"/>
+                      <w:sz w:val="20"/>
+                      <w:szCs w:val="20"/>
                     </w:rPr>
                     <w:t xml:space="preserve">53%</w:t>
                   </w:r>
@@ -1002,8 +1111,8 @@
                 <w:rFonts w:ascii="Avenir Next" w:hAnsi="Avenir Next" w:cs="Avenir Next" w:eastAsia="Avenir Next"/>
                 <w:b/>
                 <w:color w:val="1A1A1A"/>
-                <w:sz w:val="20"/>
-                <w:szCs w:val="20"/>
+                <w:sz w:val="21"/>
+                <w:szCs w:val="21"/>
               </w:rPr>
               <w:t xml:space="preserve">1.</w:t>
             </w:r>
@@ -1011,8 +1120,8 @@
               <w:rPr>
                 <w:rFonts w:ascii="Avenir Next" w:hAnsi="Avenir Next" w:cs="Avenir Next" w:eastAsia="Avenir Next"/>
                 <w:color w:val="1A1A1A"/>
-                <w:sz w:val="20"/>
-                <w:szCs w:val="20"/>
+                <w:sz w:val="21"/>
+                <w:szCs w:val="21"/>
               </w:rPr>
               <w:tab/>
             </w:r>
@@ -1020,8 +1129,8 @@
               <w:rPr>
                 <w:rFonts w:ascii="Avenir Next" w:hAnsi="Avenir Next" w:cs="Avenir Next" w:eastAsia="Avenir Next"/>
                 <w:color w:val="1A1A1A"/>
-                <w:sz w:val="20"/>
-                <w:szCs w:val="20"/>
+                <w:sz w:val="21"/>
+                <w:szCs w:val="21"/>
               </w:rPr>
               <w:t xml:space="preserve">Write each ratio as a percent.</w:t>
             </w:r>
@@ -1075,8 +1184,8 @@
                       <w:rFonts w:ascii="Avenir Next" w:hAnsi="Avenir Next" w:cs="Avenir Next" w:eastAsia="Avenir Next"/>
                       <w:b/>
                       <w:color w:val="003A70"/>
-                      <w:sz w:val="20"/>
-                      <w:szCs w:val="20"/>
+                      <w:sz w:val="21"/>
+                      <w:szCs w:val="21"/>
                     </w:rPr>
                     <w:t xml:space="preserve">a.</w:t>
                   </w:r>
@@ -1084,8 +1193,8 @@
                     <w:rPr>
                       <w:rFonts w:ascii="Avenir Next" w:hAnsi="Avenir Next" w:cs="Avenir Next" w:eastAsia="Avenir Next"/>
                       <w:color w:val="1A1A1A"/>
-                      <w:sz w:val="20"/>
-                      <w:szCs w:val="20"/>
+                      <w:sz w:val="21"/>
+                      <w:szCs w:val="21"/>
                     </w:rPr>
                     <w:tab/>
                   </w:r>
@@ -1093,8 +1202,8 @@
                     <w:rPr>
                       <w:rFonts w:ascii="Avenir Next" w:hAnsi="Avenir Next" w:cs="Avenir Next" w:eastAsia="Avenir Next"/>
                       <w:color w:val="1A1A1A"/>
-                      <w:sz w:val="20"/>
-                      <w:szCs w:val="20"/>
+                      <w:sz w:val="21"/>
+                      <w:szCs w:val="21"/>
                     </w:rPr>
                     <w:t xml:space="preserve">4 out of 5 =</w:t>
                   </w:r>
@@ -1102,8 +1211,8 @@
                     <w:rPr>
                       <w:rFonts w:ascii="Avenir Next" w:hAnsi="Avenir Next" w:cs="Avenir Next" w:eastAsia="Avenir Next"/>
                       <w:color w:val="1A1A1A"/>
-                      <w:sz w:val="20"/>
-                      <w:szCs w:val="20"/>
+                      <w:sz w:val="21"/>
+                      <w:szCs w:val="21"/>
                     </w:rPr>
                     <w:t xml:space="preserve">  </w:t>
                   </w:r>
@@ -1111,8 +1220,8 @@
                     <w:rPr>
                       <w:rFonts w:ascii="Avenir Next" w:hAnsi="Avenir Next" w:cs="Avenir Next" w:eastAsia="Avenir Next"/>
                       <w:color w:val="1A1A1A"/>
-                      <w:sz w:val="20"/>
-                      <w:szCs w:val="20"/>
+                      <w:sz w:val="21"/>
+                      <w:szCs w:val="21"/>
                       <w:u w:val="single"/>
                     </w:rPr>
                     <w:t xml:space="preserve">        </w:t>
@@ -1121,8 +1230,8 @@
                     <w:rPr>
                       <w:rFonts w:ascii="Avenir Next" w:hAnsi="Avenir Next" w:cs="Avenir Next" w:eastAsia="Avenir Next"/>
                       <w:color w:val="1A1A1A"/>
-                      <w:sz w:val="20"/>
-                      <w:szCs w:val="20"/>
+                      <w:sz w:val="21"/>
+                      <w:szCs w:val="21"/>
                     </w:rPr>
                     <w:t xml:space="preserve"> %</w:t>
                   </w:r>
@@ -1146,8 +1255,8 @@
                       <w:rFonts w:ascii="Avenir Next" w:hAnsi="Avenir Next" w:cs="Avenir Next" w:eastAsia="Avenir Next"/>
                       <w:b/>
                       <w:color w:val="003A70"/>
-                      <w:sz w:val="20"/>
-                      <w:szCs w:val="20"/>
+                      <w:sz w:val="21"/>
+                      <w:szCs w:val="21"/>
                     </w:rPr>
                     <w:t xml:space="preserve">b.</w:t>
                   </w:r>
@@ -1155,8 +1264,8 @@
                     <w:rPr>
                       <w:rFonts w:ascii="Avenir Next" w:hAnsi="Avenir Next" w:cs="Avenir Next" w:eastAsia="Avenir Next"/>
                       <w:color w:val="1A1A1A"/>
-                      <w:sz w:val="20"/>
-                      <w:szCs w:val="20"/>
+                      <w:sz w:val="21"/>
+                      <w:szCs w:val="21"/>
                     </w:rPr>
                     <w:tab/>
                   </w:r>
@@ -1164,8 +1273,8 @@
                     <w:rPr>
                       <w:rFonts w:ascii="Avenir Next" w:hAnsi="Avenir Next" w:cs="Avenir Next" w:eastAsia="Avenir Next"/>
                       <w:color w:val="1A1A1A"/>
-                      <w:sz w:val="20"/>
-                      <w:szCs w:val="20"/>
+                      <w:sz w:val="21"/>
+                      <w:szCs w:val="21"/>
                     </w:rPr>
                     <w:t xml:space="preserve">19 out of 50 =</w:t>
                   </w:r>
@@ -1173,8 +1282,8 @@
                     <w:rPr>
                       <w:rFonts w:ascii="Avenir Next" w:hAnsi="Avenir Next" w:cs="Avenir Next" w:eastAsia="Avenir Next"/>
                       <w:color w:val="1A1A1A"/>
-                      <w:sz w:val="20"/>
-                      <w:szCs w:val="20"/>
+                      <w:sz w:val="21"/>
+                      <w:szCs w:val="21"/>
                     </w:rPr>
                     <w:t xml:space="preserve">  </w:t>
                   </w:r>
@@ -1182,8 +1291,8 @@
                     <w:rPr>
                       <w:rFonts w:ascii="Avenir Next" w:hAnsi="Avenir Next" w:cs="Avenir Next" w:eastAsia="Avenir Next"/>
                       <w:color w:val="1A1A1A"/>
-                      <w:sz w:val="20"/>
-                      <w:szCs w:val="20"/>
+                      <w:sz w:val="21"/>
+                      <w:szCs w:val="21"/>
                       <w:u w:val="single"/>
                     </w:rPr>
                     <w:t xml:space="preserve">        </w:t>
@@ -1192,8 +1301,8 @@
                     <w:rPr>
                       <w:rFonts w:ascii="Avenir Next" w:hAnsi="Avenir Next" w:cs="Avenir Next" w:eastAsia="Avenir Next"/>
                       <w:color w:val="1A1A1A"/>
-                      <w:sz w:val="20"/>
-                      <w:szCs w:val="20"/>
+                      <w:sz w:val="21"/>
+                      <w:szCs w:val="21"/>
                     </w:rPr>
                     <w:t xml:space="preserve"> %</w:t>
                   </w:r>
@@ -1266,8 +1375,8 @@
                 <w:rFonts w:ascii="Avenir Next" w:hAnsi="Avenir Next" w:cs="Avenir Next" w:eastAsia="Avenir Next"/>
                 <w:b/>
                 <w:color w:val="1A1A1A"/>
-                <w:sz w:val="20"/>
-                <w:szCs w:val="20"/>
+                <w:sz w:val="21"/>
+                <w:szCs w:val="21"/>
               </w:rPr>
               <w:t xml:space="preserve">2.</w:t>
             </w:r>
@@ -1275,8 +1384,8 @@
               <w:rPr>
                 <w:rFonts w:ascii="Avenir Next" w:hAnsi="Avenir Next" w:cs="Avenir Next" w:eastAsia="Avenir Next"/>
                 <w:color w:val="1A1A1A"/>
-                <w:sz w:val="20"/>
-                <w:szCs w:val="20"/>
+                <w:sz w:val="21"/>
+                <w:szCs w:val="21"/>
               </w:rPr>
               <w:tab/>
             </w:r>
@@ -1284,10 +1393,142 @@
               <w:rPr>
                 <w:rFonts w:ascii="Avenir Next" w:hAnsi="Avenir Next" w:cs="Avenir Next" w:eastAsia="Avenir Next"/>
                 <w:color w:val="1A1A1A"/>
-                <w:sz w:val="20"/>
-                <w:szCs w:val="20"/>
-              </w:rPr>
-              <w:t xml:space="preserve">In a class, 6 out of 25 students walk to school. What percent walk? What percent do not walk?</w:t>
+                <w:sz w:val="21"/>
+                <w:szCs w:val="21"/>
+              </w:rPr>
+              <w:t xml:space="preserve">In a class, 6 out of 25 students walk to school.</w:t>
+            </w:r>
+          </w:p>
+          <w:p>
+            <w:pPr>
+              <w:keepNext/>
+              <w:tabs>
+                <w:tab w:val="left" w:pos="772"/>
+              </w:tabs>
+              <w:spacing w:before="0" w:after="60" w:line="276" w:lineRule="auto"/>
+              <w:ind w:left="772" w:hanging="340"/>
+            </w:pPr>
+            <w:r>
+              <w:rPr>
+                <w:rFonts w:ascii="Avenir Next" w:hAnsi="Avenir Next" w:cs="Avenir Next" w:eastAsia="Avenir Next"/>
+                <w:b/>
+                <w:color w:val="003A70"/>
+                <w:sz w:val="21"/>
+                <w:szCs w:val="21"/>
+              </w:rPr>
+              <w:t xml:space="preserve">a.</w:t>
+            </w:r>
+            <w:r>
+              <w:rPr>
+                <w:rFonts w:ascii="Avenir Next" w:hAnsi="Avenir Next" w:cs="Avenir Next" w:eastAsia="Avenir Next"/>
+                <w:color w:val="1A1A1A"/>
+                <w:sz w:val="21"/>
+                <w:szCs w:val="21"/>
+              </w:rPr>
+              <w:tab/>
+            </w:r>
+            <w:r>
+              <w:rPr>
+                <w:rFonts w:ascii="Avenir Next" w:hAnsi="Avenir Next" w:cs="Avenir Next" w:eastAsia="Avenir Next"/>
+                <w:color w:val="1A1A1A"/>
+                <w:sz w:val="21"/>
+                <w:szCs w:val="21"/>
+              </w:rPr>
+              <w:t xml:space="preserve">Percent who walk:</w:t>
+            </w:r>
+            <w:r>
+              <w:rPr>
+                <w:rFonts w:ascii="Avenir Next" w:hAnsi="Avenir Next" w:cs="Avenir Next" w:eastAsia="Avenir Next"/>
+                <w:color w:val="1A1A1A"/>
+                <w:sz w:val="21"/>
+                <w:szCs w:val="21"/>
+              </w:rPr>
+              <w:t xml:space="preserve">  </w:t>
+            </w:r>
+            <w:r>
+              <w:rPr>
+                <w:rFonts w:ascii="Avenir Next" w:hAnsi="Avenir Next" w:cs="Avenir Next" w:eastAsia="Avenir Next"/>
+                <w:color w:val="1A1A1A"/>
+                <w:sz w:val="21"/>
+                <w:szCs w:val="21"/>
+                <w:u w:val="single"/>
+              </w:rPr>
+              <w:t xml:space="preserve">                </w:t>
+            </w:r>
+            <w:r>
+              <w:rPr>
+                <w:rFonts w:ascii="Avenir Next" w:hAnsi="Avenir Next" w:cs="Avenir Next" w:eastAsia="Avenir Next"/>
+                <w:color w:val="1A1A1A"/>
+                <w:sz w:val="21"/>
+                <w:szCs w:val="21"/>
+              </w:rPr>
+              <w:t xml:space="preserve"> %</w:t>
+            </w:r>
+          </w:p>
+          <w:p>
+            <w:pPr>
+              <w:keepNext/>
+              <w:tabs>
+                <w:tab w:val="left" w:pos="772"/>
+              </w:tabs>
+              <w:spacing w:before="0" w:after="60" w:line="276" w:lineRule="auto"/>
+              <w:ind w:left="772" w:hanging="340"/>
+            </w:pPr>
+            <w:r>
+              <w:rPr>
+                <w:rFonts w:ascii="Avenir Next" w:hAnsi="Avenir Next" w:cs="Avenir Next" w:eastAsia="Avenir Next"/>
+                <w:b/>
+                <w:color w:val="003A70"/>
+                <w:sz w:val="21"/>
+                <w:szCs w:val="21"/>
+              </w:rPr>
+              <w:t xml:space="preserve">b.</w:t>
+            </w:r>
+            <w:r>
+              <w:rPr>
+                <w:rFonts w:ascii="Avenir Next" w:hAnsi="Avenir Next" w:cs="Avenir Next" w:eastAsia="Avenir Next"/>
+                <w:color w:val="1A1A1A"/>
+                <w:sz w:val="21"/>
+                <w:szCs w:val="21"/>
+              </w:rPr>
+              <w:tab/>
+            </w:r>
+            <w:r>
+              <w:rPr>
+                <w:rFonts w:ascii="Avenir Next" w:hAnsi="Avenir Next" w:cs="Avenir Next" w:eastAsia="Avenir Next"/>
+                <w:color w:val="1A1A1A"/>
+                <w:sz w:val="21"/>
+                <w:szCs w:val="21"/>
+              </w:rPr>
+              <w:t xml:space="preserve">Percent who do not walk:</w:t>
+            </w:r>
+            <w:r>
+              <w:rPr>
+                <w:rFonts w:ascii="Avenir Next" w:hAnsi="Avenir Next" w:cs="Avenir Next" w:eastAsia="Avenir Next"/>
+                <w:color w:val="1A1A1A"/>
+                <w:sz w:val="21"/>
+                <w:szCs w:val="21"/>
+              </w:rPr>
+              <w:t xml:space="preserve">  </w:t>
+            </w:r>
+            <w:r>
+              <w:rPr>
+                <w:rFonts w:ascii="Avenir Next" w:hAnsi="Avenir Next" w:cs="Avenir Next" w:eastAsia="Avenir Next"/>
+                <w:color w:val="1A1A1A"/>
+                <w:sz w:val="21"/>
+                <w:szCs w:val="21"/>
+                <w:u w:val="single"/>
+              </w:rPr>
+              <w:t xml:space="preserve">                </w:t>
+            </w:r>
+            <w:r>
+              <w:rPr>
+                <w:rFonts w:ascii="Avenir Next" w:hAnsi="Avenir Next" w:cs="Avenir Next" w:eastAsia="Avenir Next"/>
+                <w:color w:val="1A1A1A"/>
+                <w:sz w:val="21"/>
+                <w:szCs w:val="21"/>
+              </w:rPr>
+              <w:t xml:space="preserve"> %</w:t>
             </w:r>
           </w:p>
           <w:p>
@@ -1323,7 +1564,7 @@
             <w:tr>
               <w:trPr>
                 <w:cantSplit/>
-                <w:trHeight w:val="508" w:hRule="atLeast"/>
+                <w:trHeight w:val="620" w:hRule="atLeast"/>
               </w:trPr>
               <w:tc>
                 <w:tcPr>
@@ -1350,31 +1591,8 @@
           </w:tbl>
           <w:p>
             <w:pPr>
-              <w:tabs>
-                <w:tab w:val="right" w:leader="underscore" w:pos="9504"/>
-              </w:tabs>
-              <w:spacing w:before="90" w:after="40" w:line="264" w:lineRule="auto"/>
-              <w:ind w:left="432"/>
+              <w:spacing w:before="0" w:after="0" w:line="24" w:lineRule="auto"/>
             </w:pPr>
-            <w:r>
-              <w:rPr>
-                <w:rFonts w:ascii="Avenir Next" w:hAnsi="Avenir Next" w:cs="Avenir Next" w:eastAsia="Avenir Next"/>
-                <w:b/>
-                <w:color w:val="1A1A1A"/>
-                <w:sz w:val="18"/>
-                <w:szCs w:val="18"/>
-              </w:rPr>
-              <w:t xml:space="preserve">Walk / not walk</w:t>
-            </w:r>
-            <w:r>
-              <w:rPr>
-                <w:rFonts w:ascii="Avenir Next" w:hAnsi="Avenir Next" w:cs="Avenir Next" w:eastAsia="Avenir Next"/>
-                <w:color w:val="1A1A1A"/>
-                <w:sz w:val="18"/>
-                <w:szCs w:val="18"/>
-              </w:rPr>
-              <w:tab/>
-            </w:r>
           </w:p>
         </w:tc>
       </w:tr>
@@ -1436,8 +1654,8 @@
                 <w:rFonts w:ascii="Avenir Next" w:hAnsi="Avenir Next" w:cs="Avenir Next" w:eastAsia="Avenir Next"/>
                 <w:b/>
                 <w:color w:val="1A1A1A"/>
-                <w:sz w:val="20"/>
-                <w:szCs w:val="20"/>
+                <w:sz w:val="21"/>
+                <w:szCs w:val="21"/>
               </w:rPr>
               <w:t xml:space="preserve">3.</w:t>
             </w:r>
@@ -1445,8 +1663,8 @@
               <w:rPr>
                 <w:rFonts w:ascii="Avenir Next" w:hAnsi="Avenir Next" w:cs="Avenir Next" w:eastAsia="Avenir Next"/>
                 <w:color w:val="1A1A1A"/>
-                <w:sz w:val="20"/>
-                <w:szCs w:val="20"/>
+                <w:sz w:val="21"/>
+                <w:szCs w:val="21"/>
               </w:rPr>
               <w:tab/>
             </w:r>
@@ -1454,8 +1672,8 @@
               <w:rPr>
                 <w:rFonts w:ascii="Avenir Next" w:hAnsi="Avenir Next" w:cs="Avenir Next" w:eastAsia="Avenir Next"/>
                 <w:color w:val="1A1A1A"/>
-                <w:sz w:val="20"/>
-                <w:szCs w:val="20"/>
+                <w:sz w:val="21"/>
+                <w:szCs w:val="21"/>
               </w:rPr>
               <w:t xml:space="preserve">Which percent is the same as 3 out of 5?</w:t>
             </w:r>
@@ -1510,8 +1728,8 @@
                       <w:rFonts w:ascii="Avenir Next" w:hAnsi="Avenir Next" w:cs="Avenir Next" w:eastAsia="Avenir Next"/>
                       <w:b/>
                       <w:color w:val="003A70"/>
-                      <w:sz w:val="19"/>
-                      <w:szCs w:val="19"/>
+                      <w:sz w:val="20"/>
+                      <w:szCs w:val="20"/>
                     </w:rPr>
                     <w:t xml:space="preserve">A</w:t>
                   </w:r>
@@ -1519,8 +1737,8 @@
                     <w:rPr>
                       <w:rFonts w:ascii="Avenir Next" w:hAnsi="Avenir Next" w:cs="Avenir Next" w:eastAsia="Avenir Next"/>
                       <w:color w:val="1A1A1A"/>
-                      <w:sz w:val="19"/>
-                      <w:szCs w:val="19"/>
+                      <w:sz w:val="20"/>
+                      <w:szCs w:val="20"/>
                     </w:rPr>
                     <w:tab/>
                   </w:r>
@@ -1528,8 +1746,8 @@
                     <w:rPr>
                       <w:rFonts w:ascii="Avenir Next" w:hAnsi="Avenir Next" w:cs="Avenir Next" w:eastAsia="Avenir Next"/>
                       <w:color w:val="1A1A1A"/>
-                      <w:sz w:val="19"/>
-                      <w:szCs w:val="19"/>
+                      <w:sz w:val="20"/>
+                      <w:szCs w:val="20"/>
                     </w:rPr>
                     <w:t xml:space="preserve">35%</w:t>
                   </w:r>
@@ -1553,8 +1771,8 @@
                       <w:rFonts w:ascii="Avenir Next" w:hAnsi="Avenir Next" w:cs="Avenir Next" w:eastAsia="Avenir Next"/>
                       <w:b/>
                       <w:color w:val="003A70"/>
-                      <w:sz w:val="19"/>
-                      <w:szCs w:val="19"/>
+                      <w:sz w:val="20"/>
+                      <w:szCs w:val="20"/>
                     </w:rPr>
                     <w:t xml:space="preserve">B</w:t>
                   </w:r>
@@ -1562,8 +1780,8 @@
                     <w:rPr>
                       <w:rFonts w:ascii="Avenir Next" w:hAnsi="Avenir Next" w:cs="Avenir Next" w:eastAsia="Avenir Next"/>
                       <w:color w:val="1A1A1A"/>
-                      <w:sz w:val="19"/>
-                      <w:szCs w:val="19"/>
+                      <w:sz w:val="20"/>
+                      <w:szCs w:val="20"/>
                     </w:rPr>
                     <w:tab/>
                   </w:r>
@@ -1571,8 +1789,8 @@
                     <w:rPr>
                       <w:rFonts w:ascii="Avenir Next" w:hAnsi="Avenir Next" w:cs="Avenir Next" w:eastAsia="Avenir Next"/>
                       <w:color w:val="1A1A1A"/>
-                      <w:sz w:val="19"/>
-                      <w:szCs w:val="19"/>
+                      <w:sz w:val="20"/>
+                      <w:szCs w:val="20"/>
                     </w:rPr>
                     <w:t xml:space="preserve">3%</w:t>
                   </w:r>
@@ -1596,8 +1814,8 @@
                       <w:rFonts w:ascii="Avenir Next" w:hAnsi="Avenir Next" w:cs="Avenir Next" w:eastAsia="Avenir Next"/>
                       <w:b/>
                       <w:color w:val="003A70"/>
-                      <w:sz w:val="19"/>
-                      <w:szCs w:val="19"/>
+                      <w:sz w:val="20"/>
+                      <w:szCs w:val="20"/>
                     </w:rPr>
                     <w:t xml:space="preserve">C</w:t>
                   </w:r>
@@ -1605,8 +1823,8 @@
                     <w:rPr>
                       <w:rFonts w:ascii="Avenir Next" w:hAnsi="Avenir Next" w:cs="Avenir Next" w:eastAsia="Avenir Next"/>
                       <w:color w:val="1A1A1A"/>
-                      <w:sz w:val="19"/>
-                      <w:szCs w:val="19"/>
+                      <w:sz w:val="20"/>
+                      <w:szCs w:val="20"/>
                     </w:rPr>
                     <w:tab/>
                   </w:r>
@@ -1614,8 +1832,8 @@
                     <w:rPr>
                       <w:rFonts w:ascii="Avenir Next" w:hAnsi="Avenir Next" w:cs="Avenir Next" w:eastAsia="Avenir Next"/>
                       <w:color w:val="1A1A1A"/>
-                      <w:sz w:val="19"/>
-                      <w:szCs w:val="19"/>
+                      <w:sz w:val="20"/>
+                      <w:szCs w:val="20"/>
                     </w:rPr>
                     <w:t xml:space="preserve">60%</w:t>
                   </w:r>
@@ -1639,8 +1857,8 @@
                       <w:rFonts w:ascii="Avenir Next" w:hAnsi="Avenir Next" w:cs="Avenir Next" w:eastAsia="Avenir Next"/>
                       <w:b/>
                       <w:color w:val="003A70"/>
-                      <w:sz w:val="19"/>
-                      <w:szCs w:val="19"/>
+                      <w:sz w:val="20"/>
+                      <w:szCs w:val="20"/>
                     </w:rPr>
                     <w:t xml:space="preserve">D</w:t>
                   </w:r>
@@ -1648,8 +1866,8 @@
                     <w:rPr>
                       <w:rFonts w:ascii="Avenir Next" w:hAnsi="Avenir Next" w:cs="Avenir Next" w:eastAsia="Avenir Next"/>
                       <w:color w:val="1A1A1A"/>
-                      <w:sz w:val="19"/>
-                      <w:szCs w:val="19"/>
+                      <w:sz w:val="20"/>
+                      <w:szCs w:val="20"/>
                     </w:rPr>
                     <w:tab/>
                   </w:r>
@@ -1657,8 +1875,8 @@
                     <w:rPr>
                       <w:rFonts w:ascii="Avenir Next" w:hAnsi="Avenir Next" w:cs="Avenir Next" w:eastAsia="Avenir Next"/>
                       <w:color w:val="1A1A1A"/>
-                      <w:sz w:val="19"/>
-                      <w:szCs w:val="19"/>
+                      <w:sz w:val="20"/>
+                      <w:szCs w:val="20"/>
                     </w:rPr>
                     <w:t xml:space="preserve">53%</w:t>
                   </w:r>
@@ -1867,8 +2085,8 @@
                 <w:rFonts w:ascii="Avenir Next" w:hAnsi="Avenir Next" w:cs="Avenir Next" w:eastAsia="Avenir Next"/>
                 <w:b/>
                 <w:color w:val="1A1A1A"/>
-                <w:sz w:val="20"/>
-                <w:szCs w:val="20"/>
+                <w:sz w:val="21"/>
+                <w:szCs w:val="21"/>
               </w:rPr>
               <w:t xml:space="preserve">1.</w:t>
             </w:r>
@@ -1876,8 +2094,8 @@
               <w:rPr>
                 <w:rFonts w:ascii="Avenir Next" w:hAnsi="Avenir Next" w:cs="Avenir Next" w:eastAsia="Avenir Next"/>
                 <w:color w:val="1A1A1A"/>
-                <w:sz w:val="20"/>
-                <w:szCs w:val="20"/>
+                <w:sz w:val="21"/>
+                <w:szCs w:val="21"/>
               </w:rPr>
               <w:tab/>
             </w:r>
@@ -1885,8 +2103,8 @@
               <w:rPr>
                 <w:rFonts w:ascii="Avenir Next" w:hAnsi="Avenir Next" w:cs="Avenir Next" w:eastAsia="Avenir Next"/>
                 <w:color w:val="1A1A1A"/>
-                <w:sz w:val="20"/>
-                <w:szCs w:val="20"/>
+                <w:sz w:val="21"/>
+                <w:szCs w:val="21"/>
               </w:rPr>
               <w:t xml:space="preserve">Write each amount as a percent of the whole.</w:t>
             </w:r>
@@ -1940,8 +2158,8 @@
                       <w:rFonts w:ascii="Avenir Next" w:hAnsi="Avenir Next" w:cs="Avenir Next" w:eastAsia="Avenir Next"/>
                       <w:b/>
                       <w:color w:val="003A70"/>
-                      <w:sz w:val="20"/>
-                      <w:szCs w:val="20"/>
+                      <w:sz w:val="21"/>
+                      <w:szCs w:val="21"/>
                     </w:rPr>
                     <w:t xml:space="preserve">a.</w:t>
                   </w:r>
@@ -1949,8 +2167,8 @@
                     <w:rPr>
                       <w:rFonts w:ascii="Avenir Next" w:hAnsi="Avenir Next" w:cs="Avenir Next" w:eastAsia="Avenir Next"/>
                       <w:color w:val="1A1A1A"/>
-                      <w:sz w:val="20"/>
-                      <w:szCs w:val="20"/>
+                      <w:sz w:val="21"/>
+                      <w:szCs w:val="21"/>
                     </w:rPr>
                     <w:tab/>
                   </w:r>
@@ -1958,8 +2176,8 @@
                     <w:rPr>
                       <w:rFonts w:ascii="Avenir Next" w:hAnsi="Avenir Next" w:cs="Avenir Next" w:eastAsia="Avenir Next"/>
                       <w:color w:val="1A1A1A"/>
-                      <w:sz w:val="20"/>
-                      <w:szCs w:val="20"/>
+                      <w:sz w:val="21"/>
+                      <w:szCs w:val="21"/>
                     </w:rPr>
                     <w:t xml:space="preserve">4.5 times as much =</w:t>
                   </w:r>
@@ -1967,8 +2185,8 @@
                     <w:rPr>
                       <w:rFonts w:ascii="Avenir Next" w:hAnsi="Avenir Next" w:cs="Avenir Next" w:eastAsia="Avenir Next"/>
                       <w:color w:val="1A1A1A"/>
-                      <w:sz w:val="20"/>
-                      <w:szCs w:val="20"/>
+                      <w:sz w:val="21"/>
+                      <w:szCs w:val="21"/>
                     </w:rPr>
                     <w:t xml:space="preserve">  </w:t>
                   </w:r>
@@ -1976,8 +2194,8 @@
                     <w:rPr>
                       <w:rFonts w:ascii="Avenir Next" w:hAnsi="Avenir Next" w:cs="Avenir Next" w:eastAsia="Avenir Next"/>
                       <w:color w:val="1A1A1A"/>
-                      <w:sz w:val="20"/>
-                      <w:szCs w:val="20"/>
+                      <w:sz w:val="21"/>
+                      <w:szCs w:val="21"/>
                       <w:u w:val="single"/>
                     </w:rPr>
                     <w:t xml:space="preserve">        </w:t>
@@ -1986,8 +2204,8 @@
                     <w:rPr>
                       <w:rFonts w:ascii="Avenir Next" w:hAnsi="Avenir Next" w:cs="Avenir Next" w:eastAsia="Avenir Next"/>
                       <w:color w:val="1A1A1A"/>
-                      <w:sz w:val="20"/>
-                      <w:szCs w:val="20"/>
+                      <w:sz w:val="21"/>
+                      <w:szCs w:val="21"/>
                     </w:rPr>
                     <w:t xml:space="preserve"> %</w:t>
                   </w:r>
@@ -2011,8 +2229,8 @@
                       <w:rFonts w:ascii="Avenir Next" w:hAnsi="Avenir Next" w:cs="Avenir Next" w:eastAsia="Avenir Next"/>
                       <w:b/>
                       <w:color w:val="003A70"/>
-                      <w:sz w:val="20"/>
-                      <w:szCs w:val="20"/>
+                      <w:sz w:val="21"/>
+                      <w:szCs w:val="21"/>
                     </w:rPr>
                     <w:t xml:space="preserve">b.</w:t>
                   </w:r>
@@ -2020,8 +2238,8 @@
                     <w:rPr>
                       <w:rFonts w:ascii="Avenir Next" w:hAnsi="Avenir Next" w:cs="Avenir Next" w:eastAsia="Avenir Next"/>
                       <w:color w:val="1A1A1A"/>
-                      <w:sz w:val="20"/>
-                      <w:szCs w:val="20"/>
+                      <w:sz w:val="21"/>
+                      <w:szCs w:val="21"/>
                     </w:rPr>
                     <w:tab/>
                   </w:r>
@@ -2029,8 +2247,8 @@
                     <w:rPr>
                       <w:rFonts w:ascii="Avenir Next" w:hAnsi="Avenir Next" w:cs="Avenir Next" w:eastAsia="Avenir Next"/>
                       <w:color w:val="1A1A1A"/>
-                      <w:sz w:val="20"/>
-                      <w:szCs w:val="20"/>
+                      <w:sz w:val="21"/>
+                      <w:szCs w:val="21"/>
                     </w:rPr>
                     <w:t xml:space="preserve">1.25 times as much =</w:t>
                   </w:r>
@@ -2038,8 +2256,8 @@
                     <w:rPr>
                       <w:rFonts w:ascii="Avenir Next" w:hAnsi="Avenir Next" w:cs="Avenir Next" w:eastAsia="Avenir Next"/>
                       <w:color w:val="1A1A1A"/>
-                      <w:sz w:val="20"/>
-                      <w:szCs w:val="20"/>
+                      <w:sz w:val="21"/>
+                      <w:szCs w:val="21"/>
                     </w:rPr>
                     <w:t xml:space="preserve">  </w:t>
                   </w:r>
@@ -2047,8 +2265,8 @@
                     <w:rPr>
                       <w:rFonts w:ascii="Avenir Next" w:hAnsi="Avenir Next" w:cs="Avenir Next" w:eastAsia="Avenir Next"/>
                       <w:color w:val="1A1A1A"/>
-                      <w:sz w:val="20"/>
-                      <w:szCs w:val="20"/>
+                      <w:sz w:val="21"/>
+                      <w:szCs w:val="21"/>
                       <w:u w:val="single"/>
                     </w:rPr>
                     <w:t xml:space="preserve">        </w:t>
@@ -2057,8 +2275,8 @@
                     <w:rPr>
                       <w:rFonts w:ascii="Avenir Next" w:hAnsi="Avenir Next" w:cs="Avenir Next" w:eastAsia="Avenir Next"/>
                       <w:color w:val="1A1A1A"/>
-                      <w:sz w:val="20"/>
-                      <w:szCs w:val="20"/>
+                      <w:sz w:val="21"/>
+                      <w:szCs w:val="21"/>
                     </w:rPr>
                     <w:t xml:space="preserve"> %</w:t>
                   </w:r>
@@ -2131,8 +2349,8 @@
                 <w:rFonts w:ascii="Avenir Next" w:hAnsi="Avenir Next" w:cs="Avenir Next" w:eastAsia="Avenir Next"/>
                 <w:b/>
                 <w:color w:val="1A1A1A"/>
-                <w:sz w:val="20"/>
-                <w:szCs w:val="20"/>
+                <w:sz w:val="21"/>
+                <w:szCs w:val="21"/>
               </w:rPr>
               <w:t xml:space="preserve">2.</w:t>
             </w:r>
@@ -2140,8 +2358,8 @@
               <w:rPr>
                 <w:rFonts w:ascii="Avenir Next" w:hAnsi="Avenir Next" w:cs="Avenir Next" w:eastAsia="Avenir Next"/>
                 <w:color w:val="1A1A1A"/>
-                <w:sz w:val="20"/>
-                <w:szCs w:val="20"/>
+                <w:sz w:val="21"/>
+                <w:szCs w:val="21"/>
               </w:rPr>
               <w:tab/>
             </w:r>
@@ -2149,8 +2367,8 @@
               <w:rPr>
                 <w:rFonts w:ascii="Avenir Next" w:hAnsi="Avenir Next" w:cs="Avenir Next" w:eastAsia="Avenir Next"/>
                 <w:color w:val="1A1A1A"/>
-                <w:sz w:val="20"/>
-                <w:szCs w:val="20"/>
+                <w:sz w:val="21"/>
+                <w:szCs w:val="21"/>
               </w:rPr>
               <w:t xml:space="preserve">A team scored 24 points in game 1 (the whole) and 36 points in game 2. Game 2 is what percent of game 1?</w:t>
             </w:r>
@@ -2188,7 +2406,7 @@
             <w:tr>
               <w:trPr>
                 <w:cantSplit/>
-                <w:trHeight w:val="508" w:hRule="atLeast"/>
+                <w:trHeight w:val="620" w:hRule="atLeast"/>
               </w:trPr>
               <w:tc>
                 <w:tcPr>
@@ -2310,8 +2528,8 @@
                 <w:rFonts w:ascii="Avenir Next" w:hAnsi="Avenir Next" w:cs="Avenir Next" w:eastAsia="Avenir Next"/>
                 <w:b/>
                 <w:color w:val="1A1A1A"/>
-                <w:sz w:val="20"/>
-                <w:szCs w:val="20"/>
+                <w:sz w:val="21"/>
+                <w:szCs w:val="21"/>
               </w:rPr>
               <w:t xml:space="preserve">3.</w:t>
             </w:r>
@@ -2319,8 +2537,8 @@
               <w:rPr>
                 <w:rFonts w:ascii="Avenir Next" w:hAnsi="Avenir Next" w:cs="Avenir Next" w:eastAsia="Avenir Next"/>
                 <w:color w:val="1A1A1A"/>
-                <w:sz w:val="20"/>
-                <w:szCs w:val="20"/>
+                <w:sz w:val="21"/>
+                <w:szCs w:val="21"/>
               </w:rPr>
               <w:tab/>
             </w:r>
@@ -2328,8 +2546,8 @@
               <w:rPr>
                 <w:rFonts w:ascii="Avenir Next" w:hAnsi="Avenir Next" w:cs="Avenir Next" w:eastAsia="Avenir Next"/>
                 <w:color w:val="1A1A1A"/>
-                <w:sz w:val="20"/>
-                <w:szCs w:val="20"/>
+                <w:sz w:val="21"/>
+                <w:szCs w:val="21"/>
               </w:rPr>
               <w:t xml:space="preserve">Which number is 200% of 15?</w:t>
             </w:r>
@@ -2384,8 +2602,8 @@
                       <w:rFonts w:ascii="Avenir Next" w:hAnsi="Avenir Next" w:cs="Avenir Next" w:eastAsia="Avenir Next"/>
                       <w:b/>
                       <w:color w:val="003A70"/>
-                      <w:sz w:val="19"/>
-                      <w:szCs w:val="19"/>
+                      <w:sz w:val="20"/>
+                      <w:szCs w:val="20"/>
                     </w:rPr>
                     <w:t xml:space="preserve">A</w:t>
                   </w:r>
@@ -2393,8 +2611,8 @@
                     <w:rPr>
                       <w:rFonts w:ascii="Avenir Next" w:hAnsi="Avenir Next" w:cs="Avenir Next" w:eastAsia="Avenir Next"/>
                       <w:color w:val="1A1A1A"/>
-                      <w:sz w:val="19"/>
-                      <w:szCs w:val="19"/>
+                      <w:sz w:val="20"/>
+                      <w:szCs w:val="20"/>
                     </w:rPr>
                     <w:tab/>
                   </w:r>
@@ -2402,8 +2620,8 @@
                     <w:rPr>
                       <w:rFonts w:ascii="Avenir Next" w:hAnsi="Avenir Next" w:cs="Avenir Next" w:eastAsia="Avenir Next"/>
                       <w:color w:val="1A1A1A"/>
-                      <w:sz w:val="19"/>
-                      <w:szCs w:val="19"/>
+                      <w:sz w:val="20"/>
+                      <w:szCs w:val="20"/>
                     </w:rPr>
                     <w:t xml:space="preserve">30</w:t>
                   </w:r>
@@ -2427,8 +2645,8 @@
                       <w:rFonts w:ascii="Avenir Next" w:hAnsi="Avenir Next" w:cs="Avenir Next" w:eastAsia="Avenir Next"/>
                       <w:b/>
                       <w:color w:val="003A70"/>
-                      <w:sz w:val="19"/>
-                      <w:szCs w:val="19"/>
+                      <w:sz w:val="20"/>
+                      <w:szCs w:val="20"/>
                     </w:rPr>
                     <w:t xml:space="preserve">B</w:t>
                   </w:r>
@@ -2436,8 +2654,8 @@
                     <w:rPr>
                       <w:rFonts w:ascii="Avenir Next" w:hAnsi="Avenir Next" w:cs="Avenir Next" w:eastAsia="Avenir Next"/>
                       <w:color w:val="1A1A1A"/>
-                      <w:sz w:val="19"/>
-                      <w:szCs w:val="19"/>
+                      <w:sz w:val="20"/>
+                      <w:szCs w:val="20"/>
                     </w:rPr>
                     <w:tab/>
                   </w:r>
@@ -2445,8 +2663,8 @@
                     <w:rPr>
                       <w:rFonts w:ascii="Avenir Next" w:hAnsi="Avenir Next" w:cs="Avenir Next" w:eastAsia="Avenir Next"/>
                       <w:color w:val="1A1A1A"/>
-                      <w:sz w:val="19"/>
-                      <w:szCs w:val="19"/>
+                      <w:sz w:val="20"/>
+                      <w:szCs w:val="20"/>
                     </w:rPr>
                     <w:t xml:space="preserve">17</w:t>
                   </w:r>
@@ -2470,8 +2688,8 @@
                       <w:rFonts w:ascii="Avenir Next" w:hAnsi="Avenir Next" w:cs="Avenir Next" w:eastAsia="Avenir Next"/>
                       <w:b/>
                       <w:color w:val="003A70"/>
-                      <w:sz w:val="19"/>
-                      <w:szCs w:val="19"/>
+                      <w:sz w:val="20"/>
+                      <w:szCs w:val="20"/>
                     </w:rPr>
                     <w:t xml:space="preserve">C</w:t>
                   </w:r>
@@ -2479,8 +2697,8 @@
                     <w:rPr>
                       <w:rFonts w:ascii="Avenir Next" w:hAnsi="Avenir Next" w:cs="Avenir Next" w:eastAsia="Avenir Next"/>
                       <w:color w:val="1A1A1A"/>
-                      <w:sz w:val="19"/>
-                      <w:szCs w:val="19"/>
+                      <w:sz w:val="20"/>
+                      <w:szCs w:val="20"/>
                     </w:rPr>
                     <w:tab/>
                   </w:r>
@@ -2488,8 +2706,8 @@
                     <w:rPr>
                       <w:rFonts w:ascii="Avenir Next" w:hAnsi="Avenir Next" w:cs="Avenir Next" w:eastAsia="Avenir Next"/>
                       <w:color w:val="1A1A1A"/>
-                      <w:sz w:val="19"/>
-                      <w:szCs w:val="19"/>
+                      <w:sz w:val="20"/>
+                      <w:szCs w:val="20"/>
                     </w:rPr>
                     <w:t xml:space="preserve">215</w:t>
                   </w:r>
@@ -2513,8 +2731,8 @@
                       <w:rFonts w:ascii="Avenir Next" w:hAnsi="Avenir Next" w:cs="Avenir Next" w:eastAsia="Avenir Next"/>
                       <w:b/>
                       <w:color w:val="003A70"/>
-                      <w:sz w:val="19"/>
-                      <w:szCs w:val="19"/>
+                      <w:sz w:val="20"/>
+                      <w:szCs w:val="20"/>
                     </w:rPr>
                     <w:t xml:space="preserve">D</w:t>
                   </w:r>
@@ -2522,8 +2740,8 @@
                     <w:rPr>
                       <w:rFonts w:ascii="Avenir Next" w:hAnsi="Avenir Next" w:cs="Avenir Next" w:eastAsia="Avenir Next"/>
                       <w:color w:val="1A1A1A"/>
-                      <w:sz w:val="19"/>
-                      <w:szCs w:val="19"/>
+                      <w:sz w:val="20"/>
+                      <w:szCs w:val="20"/>
                     </w:rPr>
                     <w:tab/>
                   </w:r>
@@ -2531,8 +2749,8 @@
                     <w:rPr>
                       <w:rFonts w:ascii="Avenir Next" w:hAnsi="Avenir Next" w:cs="Avenir Next" w:eastAsia="Avenir Next"/>
                       <w:color w:val="1A1A1A"/>
-                      <w:sz w:val="19"/>
-                      <w:szCs w:val="19"/>
+                      <w:sz w:val="20"/>
+                      <w:szCs w:val="20"/>
                     </w:rPr>
                     <w:t xml:space="preserve">7.5</w:t>
                   </w:r>
@@ -2759,8 +2977,8 @@
                 <w:rFonts w:ascii="Avenir Next" w:hAnsi="Avenir Next" w:cs="Avenir Next" w:eastAsia="Avenir Next"/>
                 <w:b/>
                 <w:color w:val="1A1A1A"/>
-                <w:sz w:val="20"/>
-                <w:szCs w:val="20"/>
+                <w:sz w:val="21"/>
+                <w:szCs w:val="21"/>
               </w:rPr>
               <w:t xml:space="preserve">1.</w:t>
             </w:r>
@@ -2768,8 +2986,8 @@
               <w:rPr>
                 <w:rFonts w:ascii="Avenir Next" w:hAnsi="Avenir Next" w:cs="Avenir Next" w:eastAsia="Avenir Next"/>
                 <w:color w:val="1A1A1A"/>
-                <w:sz w:val="20"/>
-                <w:szCs w:val="20"/>
+                <w:sz w:val="21"/>
+                <w:szCs w:val="21"/>
               </w:rPr>
               <w:tab/>
             </w:r>
@@ -2777,8 +2995,8 @@
               <w:rPr>
                 <w:rFonts w:ascii="Avenir Next" w:hAnsi="Avenir Next" w:cs="Avenir Next" w:eastAsia="Avenir Next"/>
                 <w:color w:val="1A1A1A"/>
-                <w:sz w:val="20"/>
-                <w:szCs w:val="20"/>
+                <w:sz w:val="21"/>
+                <w:szCs w:val="21"/>
               </w:rPr>
               <w:t xml:space="preserve">Write each amount as a percent of the whole.</w:t>
             </w:r>
@@ -2832,8 +3050,8 @@
                       <w:rFonts w:ascii="Avenir Next" w:hAnsi="Avenir Next" w:cs="Avenir Next" w:eastAsia="Avenir Next"/>
                       <w:b/>
                       <w:color w:val="003A70"/>
-                      <w:sz w:val="20"/>
-                      <w:szCs w:val="20"/>
+                      <w:sz w:val="21"/>
+                      <w:szCs w:val="21"/>
                     </w:rPr>
                     <w:t xml:space="preserve">a.</w:t>
                   </w:r>
@@ -2841,8 +3059,8 @@
                     <w:rPr>
                       <w:rFonts w:ascii="Avenir Next" w:hAnsi="Avenir Next" w:cs="Avenir Next" w:eastAsia="Avenir Next"/>
                       <w:color w:val="1A1A1A"/>
-                      <w:sz w:val="20"/>
-                      <w:szCs w:val="20"/>
+                      <w:sz w:val="21"/>
+                      <w:szCs w:val="21"/>
                     </w:rPr>
                     <w:tab/>
                   </w:r>
@@ -2850,8 +3068,8 @@
                     <w:rPr>
                       <w:rFonts w:ascii="Avenir Next" w:hAnsi="Avenir Next" w:cs="Avenir Next" w:eastAsia="Avenir Next"/>
                       <w:color w:val="1A1A1A"/>
-                      <w:sz w:val="20"/>
-                      <w:szCs w:val="20"/>
+                      <w:sz w:val="21"/>
+                      <w:szCs w:val="21"/>
                     </w:rPr>
                     <w:t xml:space="preserve">4.5 times as much =</w:t>
                   </w:r>
@@ -2859,8 +3077,8 @@
                     <w:rPr>
                       <w:rFonts w:ascii="Avenir Next" w:hAnsi="Avenir Next" w:cs="Avenir Next" w:eastAsia="Avenir Next"/>
                       <w:color w:val="1A1A1A"/>
-                      <w:sz w:val="20"/>
-                      <w:szCs w:val="20"/>
+                      <w:sz w:val="21"/>
+                      <w:szCs w:val="21"/>
                     </w:rPr>
                     <w:t xml:space="preserve">  </w:t>
                   </w:r>
@@ -2868,8 +3086,8 @@
                     <w:rPr>
                       <w:rFonts w:ascii="Avenir Next" w:hAnsi="Avenir Next" w:cs="Avenir Next" w:eastAsia="Avenir Next"/>
                       <w:color w:val="1A1A1A"/>
-                      <w:sz w:val="20"/>
-                      <w:szCs w:val="20"/>
+                      <w:sz w:val="21"/>
+                      <w:szCs w:val="21"/>
                       <w:u w:val="single"/>
                     </w:rPr>
                     <w:t xml:space="preserve">        </w:t>
@@ -2878,8 +3096,8 @@
                     <w:rPr>
                       <w:rFonts w:ascii="Avenir Next" w:hAnsi="Avenir Next" w:cs="Avenir Next" w:eastAsia="Avenir Next"/>
                       <w:color w:val="1A1A1A"/>
-                      <w:sz w:val="20"/>
-                      <w:szCs w:val="20"/>
+                      <w:sz w:val="21"/>
+                      <w:szCs w:val="21"/>
                     </w:rPr>
                     <w:t xml:space="preserve"> %</w:t>
                   </w:r>
@@ -2903,8 +3121,8 @@
                       <w:rFonts w:ascii="Avenir Next" w:hAnsi="Avenir Next" w:cs="Avenir Next" w:eastAsia="Avenir Next"/>
                       <w:b/>
                       <w:color w:val="003A70"/>
-                      <w:sz w:val="20"/>
-                      <w:szCs w:val="20"/>
+                      <w:sz w:val="21"/>
+                      <w:szCs w:val="21"/>
                     </w:rPr>
                     <w:t xml:space="preserve">b.</w:t>
                   </w:r>
@@ -2912,8 +3130,8 @@
                     <w:rPr>
                       <w:rFonts w:ascii="Avenir Next" w:hAnsi="Avenir Next" w:cs="Avenir Next" w:eastAsia="Avenir Next"/>
                       <w:color w:val="1A1A1A"/>
-                      <w:sz w:val="20"/>
-                      <w:szCs w:val="20"/>
+                      <w:sz w:val="21"/>
+                      <w:szCs w:val="21"/>
                     </w:rPr>
                     <w:tab/>
                   </w:r>
@@ -2921,8 +3139,8 @@
                     <w:rPr>
                       <w:rFonts w:ascii="Avenir Next" w:hAnsi="Avenir Next" w:cs="Avenir Next" w:eastAsia="Avenir Next"/>
                       <w:color w:val="1A1A1A"/>
-                      <w:sz w:val="20"/>
-                      <w:szCs w:val="20"/>
+                      <w:sz w:val="21"/>
+                      <w:szCs w:val="21"/>
                     </w:rPr>
                     <w:t xml:space="preserve">1.25 times as much =</w:t>
                   </w:r>
@@ -2930,8 +3148,8 @@
                     <w:rPr>
                       <w:rFonts w:ascii="Avenir Next" w:hAnsi="Avenir Next" w:cs="Avenir Next" w:eastAsia="Avenir Next"/>
                       <w:color w:val="1A1A1A"/>
-                      <w:sz w:val="20"/>
-                      <w:szCs w:val="20"/>
+                      <w:sz w:val="21"/>
+                      <w:szCs w:val="21"/>
                     </w:rPr>
                     <w:t xml:space="preserve">  </w:t>
                   </w:r>
@@ -2939,8 +3157,8 @@
                     <w:rPr>
                       <w:rFonts w:ascii="Avenir Next" w:hAnsi="Avenir Next" w:cs="Avenir Next" w:eastAsia="Avenir Next"/>
                       <w:color w:val="1A1A1A"/>
-                      <w:sz w:val="20"/>
-                      <w:szCs w:val="20"/>
+                      <w:sz w:val="21"/>
+                      <w:szCs w:val="21"/>
                       <w:u w:val="single"/>
                     </w:rPr>
                     <w:t xml:space="preserve">        </w:t>
@@ -2949,8 +3167,8 @@
                     <w:rPr>
                       <w:rFonts w:ascii="Avenir Next" w:hAnsi="Avenir Next" w:cs="Avenir Next" w:eastAsia="Avenir Next"/>
                       <w:color w:val="1A1A1A"/>
-                      <w:sz w:val="20"/>
-                      <w:szCs w:val="20"/>
+                      <w:sz w:val="21"/>
+                      <w:szCs w:val="21"/>
                     </w:rPr>
                     <w:t xml:space="preserve"> %</w:t>
                   </w:r>
@@ -3023,8 +3241,8 @@
                 <w:rFonts w:ascii="Avenir Next" w:hAnsi="Avenir Next" w:cs="Avenir Next" w:eastAsia="Avenir Next"/>
                 <w:b/>
                 <w:color w:val="1A1A1A"/>
-                <w:sz w:val="20"/>
-                <w:szCs w:val="20"/>
+                <w:sz w:val="21"/>
+                <w:szCs w:val="21"/>
               </w:rPr>
               <w:t xml:space="preserve">2.</w:t>
             </w:r>
@@ -3032,8 +3250,8 @@
               <w:rPr>
                 <w:rFonts w:ascii="Avenir Next" w:hAnsi="Avenir Next" w:cs="Avenir Next" w:eastAsia="Avenir Next"/>
                 <w:color w:val="1A1A1A"/>
-                <w:sz w:val="20"/>
-                <w:szCs w:val="20"/>
+                <w:sz w:val="21"/>
+                <w:szCs w:val="21"/>
               </w:rPr>
               <w:tab/>
             </w:r>
@@ -3041,8 +3259,8 @@
               <w:rPr>
                 <w:rFonts w:ascii="Avenir Next" w:hAnsi="Avenir Next" w:cs="Avenir Next" w:eastAsia="Avenir Next"/>
                 <w:color w:val="1A1A1A"/>
-                <w:sz w:val="20"/>
-                <w:szCs w:val="20"/>
+                <w:sz w:val="21"/>
+                <w:szCs w:val="21"/>
               </w:rPr>
               <w:t xml:space="preserve">A team scored 24 points in game 1 (the whole) and 36 points in game 2. Game 2 is what percent of game 1?</w:t>
             </w:r>
@@ -3080,7 +3298,7 @@
             <w:tr>
               <w:trPr>
                 <w:cantSplit/>
-                <w:trHeight w:val="508" w:hRule="atLeast"/>
+                <w:trHeight w:val="620" w:hRule="atLeast"/>
               </w:trPr>
               <w:tc>
                 <w:tcPr>
@@ -3202,8 +3420,8 @@
                 <w:rFonts w:ascii="Avenir Next" w:hAnsi="Avenir Next" w:cs="Avenir Next" w:eastAsia="Avenir Next"/>
                 <w:b/>
                 <w:color w:val="1A1A1A"/>
-                <w:sz w:val="20"/>
-                <w:szCs w:val="20"/>
+                <w:sz w:val="21"/>
+                <w:szCs w:val="21"/>
               </w:rPr>
               <w:t xml:space="preserve">3.</w:t>
             </w:r>
@@ -3211,8 +3429,8 @@
               <w:rPr>
                 <w:rFonts w:ascii="Avenir Next" w:hAnsi="Avenir Next" w:cs="Avenir Next" w:eastAsia="Avenir Next"/>
                 <w:color w:val="1A1A1A"/>
-                <w:sz w:val="20"/>
-                <w:szCs w:val="20"/>
+                <w:sz w:val="21"/>
+                <w:szCs w:val="21"/>
               </w:rPr>
               <w:tab/>
             </w:r>
@@ -3220,8 +3438,8 @@
               <w:rPr>
                 <w:rFonts w:ascii="Avenir Next" w:hAnsi="Avenir Next" w:cs="Avenir Next" w:eastAsia="Avenir Next"/>
                 <w:color w:val="1A1A1A"/>
-                <w:sz w:val="20"/>
-                <w:szCs w:val="20"/>
+                <w:sz w:val="21"/>
+                <w:szCs w:val="21"/>
               </w:rPr>
               <w:t xml:space="preserve">Which number is 200% of 15?</w:t>
             </w:r>
@@ -3276,8 +3494,8 @@
                       <w:rFonts w:ascii="Avenir Next" w:hAnsi="Avenir Next" w:cs="Avenir Next" w:eastAsia="Avenir Next"/>
                       <w:b/>
                       <w:color w:val="003A70"/>
-                      <w:sz w:val="19"/>
-                      <w:szCs w:val="19"/>
+                      <w:sz w:val="20"/>
+                      <w:szCs w:val="20"/>
                     </w:rPr>
                     <w:t xml:space="preserve">A</w:t>
                   </w:r>
@@ -3285,8 +3503,8 @@
                     <w:rPr>
                       <w:rFonts w:ascii="Avenir Next" w:hAnsi="Avenir Next" w:cs="Avenir Next" w:eastAsia="Avenir Next"/>
                       <w:color w:val="1A1A1A"/>
-                      <w:sz w:val="19"/>
-                      <w:szCs w:val="19"/>
+                      <w:sz w:val="20"/>
+                      <w:szCs w:val="20"/>
                     </w:rPr>
                     <w:tab/>
                   </w:r>
@@ -3294,8 +3512,8 @@
                     <w:rPr>
                       <w:rFonts w:ascii="Avenir Next" w:hAnsi="Avenir Next" w:cs="Avenir Next" w:eastAsia="Avenir Next"/>
                       <w:color w:val="1A1A1A"/>
-                      <w:sz w:val="19"/>
-                      <w:szCs w:val="19"/>
+                      <w:sz w:val="20"/>
+                      <w:szCs w:val="20"/>
                     </w:rPr>
                     <w:t xml:space="preserve">30</w:t>
                   </w:r>
@@ -3319,8 +3537,8 @@
                       <w:rFonts w:ascii="Avenir Next" w:hAnsi="Avenir Next" w:cs="Avenir Next" w:eastAsia="Avenir Next"/>
                       <w:b/>
                       <w:color w:val="003A70"/>
-                      <w:sz w:val="19"/>
-                      <w:szCs w:val="19"/>
+                      <w:sz w:val="20"/>
+                      <w:szCs w:val="20"/>
                     </w:rPr>
                     <w:t xml:space="preserve">B</w:t>
                   </w:r>
@@ -3328,8 +3546,8 @@
                     <w:rPr>
                       <w:rFonts w:ascii="Avenir Next" w:hAnsi="Avenir Next" w:cs="Avenir Next" w:eastAsia="Avenir Next"/>
                       <w:color w:val="1A1A1A"/>
-                      <w:sz w:val="19"/>
-                      <w:szCs w:val="19"/>
+                      <w:sz w:val="20"/>
+                      <w:szCs w:val="20"/>
                     </w:rPr>
                     <w:tab/>
                   </w:r>
@@ -3337,8 +3555,8 @@
                     <w:rPr>
                       <w:rFonts w:ascii="Avenir Next" w:hAnsi="Avenir Next" w:cs="Avenir Next" w:eastAsia="Avenir Next"/>
                       <w:color w:val="1A1A1A"/>
-                      <w:sz w:val="19"/>
-                      <w:szCs w:val="19"/>
+                      <w:sz w:val="20"/>
+                      <w:szCs w:val="20"/>
                     </w:rPr>
                     <w:t xml:space="preserve">17</w:t>
                   </w:r>
@@ -3362,8 +3580,8 @@
                       <w:rFonts w:ascii="Avenir Next" w:hAnsi="Avenir Next" w:cs="Avenir Next" w:eastAsia="Avenir Next"/>
                       <w:b/>
                       <w:color w:val="003A70"/>
-                      <w:sz w:val="19"/>
-                      <w:szCs w:val="19"/>
+                      <w:sz w:val="20"/>
+                      <w:szCs w:val="20"/>
                     </w:rPr>
                     <w:t xml:space="preserve">C</w:t>
                   </w:r>
@@ -3371,8 +3589,8 @@
                     <w:rPr>
                       <w:rFonts w:ascii="Avenir Next" w:hAnsi="Avenir Next" w:cs="Avenir Next" w:eastAsia="Avenir Next"/>
                       <w:color w:val="1A1A1A"/>
-                      <w:sz w:val="19"/>
-                      <w:szCs w:val="19"/>
+                      <w:sz w:val="20"/>
+                      <w:szCs w:val="20"/>
                     </w:rPr>
                     <w:tab/>
                   </w:r>
@@ -3380,8 +3598,8 @@
                     <w:rPr>
                       <w:rFonts w:ascii="Avenir Next" w:hAnsi="Avenir Next" w:cs="Avenir Next" w:eastAsia="Avenir Next"/>
                       <w:color w:val="1A1A1A"/>
-                      <w:sz w:val="19"/>
-                      <w:szCs w:val="19"/>
+                      <w:sz w:val="20"/>
+                      <w:szCs w:val="20"/>
                     </w:rPr>
                     <w:t xml:space="preserve">215</w:t>
                   </w:r>
@@ -3405,8 +3623,8 @@
                       <w:rFonts w:ascii="Avenir Next" w:hAnsi="Avenir Next" w:cs="Avenir Next" w:eastAsia="Avenir Next"/>
                       <w:b/>
                       <w:color w:val="003A70"/>
-                      <w:sz w:val="19"/>
-                      <w:szCs w:val="19"/>
+                      <w:sz w:val="20"/>
+                      <w:szCs w:val="20"/>
                     </w:rPr>
                     <w:t xml:space="preserve">D</w:t>
                   </w:r>
@@ -3414,8 +3632,8 @@
                     <w:rPr>
                       <w:rFonts w:ascii="Avenir Next" w:hAnsi="Avenir Next" w:cs="Avenir Next" w:eastAsia="Avenir Next"/>
                       <w:color w:val="1A1A1A"/>
-                      <w:sz w:val="19"/>
-                      <w:szCs w:val="19"/>
+                      <w:sz w:val="20"/>
+                      <w:szCs w:val="20"/>
                     </w:rPr>
                     <w:tab/>
                   </w:r>
@@ -3423,8 +3641,8 @@
                     <w:rPr>
                       <w:rFonts w:ascii="Avenir Next" w:hAnsi="Avenir Next" w:cs="Avenir Next" w:eastAsia="Avenir Next"/>
                       <w:color w:val="1A1A1A"/>
-                      <w:sz w:val="19"/>
-                      <w:szCs w:val="19"/>
+                      <w:sz w:val="20"/>
+                      <w:szCs w:val="20"/>
                     </w:rPr>
                     <w:t xml:space="preserve">7.5</w:t>
                   </w:r>
